--- a/astro-site/public/dl/plan-negocio-cocteleria-eventos/plan-de-negocio-cocteleria-eventos.docx
+++ b/astro-site/public/dl/plan-negocio-cocteleria-eventos/plan-de-negocio-cocteleria-eventos.docx
@@ -486,7 +486,7 @@
     </w:p>
     <w:p>
       <w:r>
-        <w:t>Los catering tradicionales representan la amenaza competitiva más relevante en el segmento corporativo, donde muchas empresas contratan servicio de bebida ضمن paquete integral de restauración, reduciendo las posibilidades de venta cruzada. Los bares fijos que ofrecen servicio externo capturan eventos de pequeño formato donde el cliente prioriza proximidad geográfica sobre especialización. Los propios espacios de eventos (salones de bodas, hoteles, fincas) incorporan cada vez más barra interna como servicio incluido, canibalizando demanda potencial.</w:t>
+        <w:t>Los catering tradicionales representan la amenaza competitiva más relevante en el segmento corporativo, donde muchas empresas contratan servicio de bebida dentro del paquete integral de restauración, reduciendo las posibilidades de venta cruzada. Los bares fijos que ofrecen servicio externo capturan eventos de pequeño formato donde el cliente prioriza proximidad geográfica sobre especialización. Los propios espacios de eventos (salones de bodas, hoteles, fincas) incorporan cada vez más barra interna como servicio incluido, canibalizando demanda potencial.</w:t>
       </w:r>
     </w:p>
     <w:p>
